--- a/pledge-cash/开题报告-修改说明.docx
+++ b/pledge-cash/开题报告-修改说明.docx
@@ -4938,7 +4938,7 @@
           <w:b/>
           <w:sz w:val="21"/>
         </w:rPr>
-        <w:t>需要你补的一处</w:t>
+        <w:t>页码</w:t>
       </w:r>
       <w:r>
         <w:rPr>
@@ -4946,7 +4946,7 @@
           <w:b w:val="0"/>
           <w:sz w:val="21"/>
         </w:rPr>
-        <w:t>：连玉君和刘畅（2021）的止页没能查到（起始页为 182），请在知网补全页码。</w:t>
+        <w:t>：连玉君和刘畅（2021）的页码在第八轮已补为 182-196。</w:t>
       </w:r>
     </w:p>
     <w:p>
@@ -4965,6 +4965,282 @@
           <w:sz w:val="21"/>
         </w:rPr>
         <w:t>：Graham 和 Leary（2018）、Pan 和 Qian（2024）、He 等（2022）三篇正好为预回归的主要发现提供了文献依据——现金持有的变化主要来自新上市公司，而质押资金大多流向上市公司之外，因此质押不会促使公司增持现金。</w:t>
+      </w:r>
+    </w:p>
+    <w:p>
+      <w:pPr>
+        <w:spacing w:before="200" w:after="120"/>
+      </w:pPr>
+      <w:r>
+        <w:rPr>
+          <w:rFonts w:ascii="Times New Roman" w:hAnsi="Times New Roman" w:eastAsia="SimSun"/>
+          <w:b/>
+          <w:sz w:val="26"/>
+        </w:rPr>
+        <w:t>十一、第八轮修改：按你提供的原文补充质押新规文献</w:t>
+      </w:r>
+    </w:p>
+    <w:p>
+      <w:r>
+        <w:rPr>
+          <w:rFonts w:ascii="Times New Roman" w:hAnsi="Times New Roman" w:eastAsia="SimSun"/>
+          <w:b w:val="0"/>
+          <w:sz w:val="21"/>
+        </w:rPr>
+        <w:t>你发来的 4 篇 PDF 里，有 3 篇研究 2018 年质押新规，已加入；另从它们的参考文献表里找到 1 篇《财贸经济》的新规论文，联网核实后一并加入。参考文献表由 63 条增至 67 条。</w:t>
+      </w:r>
+    </w:p>
+    <w:tbl>
+      <w:tblPr>
+        <w:tblStyle w:val="TableGrid"/>
+        <w:tblW w:type="auto" w:w="0"/>
+        <w:jc w:val="center"/>
+        <w:tblLook w:firstColumn="1" w:firstRow="1" w:lastColumn="0" w:lastRow="0" w:noHBand="0" w:noVBand="1" w:val="04A0"/>
+      </w:tblPr>
+      <w:tblGrid>
+        <w:gridCol w:w="4819"/>
+        <w:gridCol w:w="4819"/>
+      </w:tblGrid>
+      <w:tr>
+        <w:tc>
+          <w:tcPr>
+            <w:tcW w:type="dxa" w:w="4819"/>
+            <w:shd w:val="clear" w:color="auto" w:fill="E7E6E6"/>
+          </w:tcPr>
+          <w:p>
+            <w:pPr>
+              <w:spacing w:after="0"/>
+            </w:pPr>
+            <w:r/>
+            <w:r>
+              <w:rPr>
+                <w:rFonts w:ascii="Times New Roman" w:hAnsi="Times New Roman" w:eastAsia="SimSun"/>
+                <w:b/>
+                <w:sz w:val="19"/>
+              </w:rPr>
+              <w:t>位置</w:t>
+            </w:r>
+          </w:p>
+        </w:tc>
+        <w:tc>
+          <w:tcPr>
+            <w:tcW w:type="dxa" w:w="4819"/>
+            <w:shd w:val="clear" w:color="auto" w:fill="E7E6E6"/>
+          </w:tcPr>
+          <w:p>
+            <w:pPr>
+              <w:spacing w:after="0"/>
+            </w:pPr>
+            <w:r/>
+            <w:r>
+              <w:rPr>
+                <w:rFonts w:ascii="Times New Roman" w:hAnsi="Times New Roman" w:eastAsia="SimSun"/>
+                <w:b/>
+                <w:sz w:val="19"/>
+              </w:rPr>
+              <w:t>改动</w:t>
+            </w:r>
+          </w:p>
+        </w:tc>
+      </w:tr>
+      <w:tr>
+        <w:tc>
+          <w:tcPr>
+            <w:tcW w:type="dxa" w:w="4819"/>
+          </w:tcPr>
+          <w:p>
+            <w:pPr>
+              <w:spacing w:after="0"/>
+            </w:pPr>
+            <w:r/>
+            <w:r>
+              <w:rPr>
+                <w:rFonts w:ascii="Times New Roman" w:hAnsi="Times New Roman" w:eastAsia="SimSun"/>
+                <w:b w:val="0"/>
+                <w:sz w:val="19"/>
+              </w:rPr>
+              <w:t>一（五）4 第一段</w:t>
+            </w:r>
+          </w:p>
+        </w:tc>
+        <w:tc>
+          <w:tcPr>
+            <w:tcW w:type="dxa" w:w="4819"/>
+          </w:tcPr>
+          <w:p>
+            <w:pPr>
+              <w:spacing w:after="0"/>
+            </w:pPr>
+            <w:r/>
+            <w:r>
+              <w:rPr>
+                <w:rFonts w:ascii="Times New Roman" w:hAnsi="Times New Roman" w:eastAsia="SimSun"/>
+                <w:b w:val="0"/>
+                <w:sz w:val="19"/>
+              </w:rPr>
+              <w:t>新增「国内围绕 2018 年股票质押新规已形成一批文献」一句，并按主题依次概括：股票市场稳定（熊海芳等，2020）、崩盘风险与公司价值（连玉君和刘畅，2021）、私利侵占（何熙琼等，2023）、盈余管理（梁芳凝和庞世明，2024；孙伟艳和肖琼，2026）；纾困政策的文献放在其后</w:t>
+            </w:r>
+          </w:p>
+        </w:tc>
+      </w:tr>
+      <w:tr>
+        <w:tc>
+          <w:tcPr>
+            <w:tcW w:type="dxa" w:w="4819"/>
+          </w:tcPr>
+          <w:p>
+            <w:pPr>
+              <w:spacing w:after="0"/>
+            </w:pPr>
+            <w:r/>
+            <w:r>
+              <w:rPr>
+                <w:rFonts w:ascii="Times New Roman" w:hAnsi="Times New Roman" w:eastAsia="SimSun"/>
+                <w:b w:val="0"/>
+                <w:sz w:val="19"/>
+              </w:rPr>
+              <w:t>一（五）4 末段</w:t>
+            </w:r>
+          </w:p>
+        </w:tc>
+        <w:tc>
+          <w:tcPr>
+            <w:tcW w:type="dxa" w:w="4819"/>
+          </w:tcPr>
+          <w:p>
+            <w:pPr>
+              <w:spacing w:after="0"/>
+            </w:pPr>
+            <w:r/>
+            <w:r>
+              <w:rPr>
+                <w:rFonts w:ascii="Times New Roman" w:hAnsi="Times New Roman" w:eastAsia="SimSun"/>
+                <w:b w:val="0"/>
+                <w:sz w:val="19"/>
+              </w:rPr>
+              <w:t>改为：已有新规研究关注股市稳定、公司价值、私利侵占和盈余管理，尚未见研究新规对现金持有的影响。新增两点：① 若新规抑制了掏空（何熙琼等，2023），高质押公司的现金应在新规后相对上升，这是本文 DID 可检验的预测；② 既有研究用「当期质押比例 × 新规后」度量处理强度，而当期质押比例本身会被新规压低，本文改用新规前（2016—2017 年）的平均质押比例</w:t>
+            </w:r>
+          </w:p>
+        </w:tc>
+      </w:tr>
+      <w:tr>
+        <w:tc>
+          <w:tcPr>
+            <w:tcW w:type="dxa" w:w="4819"/>
+          </w:tcPr>
+          <w:p>
+            <w:pPr>
+              <w:spacing w:after="0"/>
+            </w:pPr>
+            <w:r/>
+            <w:r>
+              <w:rPr>
+                <w:rFonts w:ascii="Times New Roman" w:hAnsi="Times New Roman" w:eastAsia="SimSun"/>
+                <w:b w:val="0"/>
+                <w:sz w:val="19"/>
+              </w:rPr>
+              <w:t>参考文献</w:t>
+            </w:r>
+          </w:p>
+        </w:tc>
+        <w:tc>
+          <w:tcPr>
+            <w:tcW w:type="dxa" w:w="4819"/>
+          </w:tcPr>
+          <w:p>
+            <w:pPr>
+              <w:spacing w:after="0"/>
+            </w:pPr>
+            <w:r/>
+            <w:r>
+              <w:rPr>
+                <w:rFonts w:ascii="Times New Roman" w:hAnsi="Times New Roman" w:eastAsia="SimSun"/>
+                <w:b w:val="0"/>
+                <w:sz w:val="19"/>
+              </w:rPr>
+              <w:t>新增 [54] 熊海芳等（2020）、[62] 何熙琼等（2023）、[63] 梁芳凝和庞世明（2024）、[67] 孙伟艳和肖琼（2026）；连玉君和刘畅（2021）补全页码 182-196（取自梁芳凝和庞世明原文的参考文献表）</w:t>
+            </w:r>
+          </w:p>
+        </w:tc>
+      </w:tr>
+    </w:tbl>
+    <w:p/>
+    <w:p>
+      <w:r>
+        <w:rPr>
+          <w:rFonts w:ascii="Times New Roman" w:hAnsi="Times New Roman" w:eastAsia="SimSun"/>
+          <w:b/>
+          <w:sz w:val="21"/>
+        </w:rPr>
+        <w:t>没有加入的</w:t>
+      </w:r>
+      <w:r>
+        <w:rPr>
+          <w:rFonts w:ascii="Times New Roman" w:hAnsi="Times New Roman" w:eastAsia="SimSun"/>
+          <w:b w:val="0"/>
+          <w:sz w:val="21"/>
+        </w:rPr>
+        <w:t>：刘卓然和鞠荣华（2024）研究的是减持新规和质押率对股票收益率的影响，没有涉及质押新规。</w:t>
+      </w:r>
+    </w:p>
+    <w:p>
+      <w:r>
+        <w:rPr>
+          <w:rFonts w:ascii="Times New Roman" w:hAnsi="Times New Roman" w:eastAsia="SimSun"/>
+          <w:b/>
+          <w:sz w:val="21"/>
+        </w:rPr>
+        <w:t>两点提醒</w:t>
+      </w:r>
+      <w:r>
+        <w:rPr>
+          <w:rFonts w:ascii="Times New Roman" w:hAnsi="Times New Roman" w:eastAsia="SimSun"/>
+          <w:b w:val="0"/>
+          <w:sz w:val="21"/>
+        </w:rPr>
+        <w:t>：</w:t>
+      </w:r>
+    </w:p>
+    <w:p>
+      <w:pPr>
+        <w:ind w:left="340" w:hanging="227"/>
+      </w:pPr>
+      <w:r>
+        <w:rPr>
+          <w:rFonts w:ascii="Times New Roman" w:hAnsi="Times New Roman" w:eastAsia="SimSun"/>
+          <w:b w:val="0"/>
+          <w:sz w:val="21"/>
+        </w:rPr>
+        <w:t>• 熊海芳等（2020）正文只按题目概括了研究内容。写论文正文前，建议下载原文细读。</w:t>
+      </w:r>
+    </w:p>
+    <w:p>
+      <w:pPr>
+        <w:ind w:left="340" w:hanging="227"/>
+      </w:pPr>
+      <w:r>
+        <w:rPr>
+          <w:rFonts w:ascii="Times New Roman" w:hAnsi="Times New Roman" w:eastAsia="SimSun"/>
+          <w:b w:val="0"/>
+          <w:sz w:val="21"/>
+        </w:rPr>
+        <w:t>• 梁芳凝和庞世明（2024）发表在《中国软科学》</w:t>
+      </w:r>
+      <w:r>
+        <w:rPr>
+          <w:rFonts w:ascii="Times New Roman" w:hAnsi="Times New Roman" w:eastAsia="SimSun"/>
+          <w:b/>
+          <w:sz w:val="21"/>
+        </w:rPr>
+        <w:t>增刊</w:t>
+      </w:r>
+      <w:r>
+        <w:rPr>
+          <w:rFonts w:ascii="Times New Roman" w:hAnsi="Times New Roman" w:eastAsia="SimSun"/>
+          <w:b w:val="0"/>
+          <w:sz w:val="21"/>
+        </w:rPr>
+        <w:t>上。如果学校对引用增刊有要求，可以删掉，何熙琼等（2023）和孙伟艳和肖琼（2026）已经能支撑同样的内容。</w:t>
       </w:r>
     </w:p>
     <w:sectPr>

--- a/pledge-cash/开题报告-修改说明.docx
+++ b/pledge-cash/开题报告-修改说明.docx
@@ -5243,6 +5243,133 @@
         <w:t>上。如果学校对引用增刊有要求，可以删掉，何熙琼等（2023）和孙伟艳和肖琼（2026）已经能支撑同样的内容。</w:t>
       </w:r>
     </w:p>
+    <w:p>
+      <w:pPr>
+        <w:spacing w:before="200" w:after="120"/>
+      </w:pPr>
+      <w:r>
+        <w:rPr>
+          <w:rFonts w:ascii="Times New Roman" w:hAnsi="Times New Roman" w:eastAsia="SimSun"/>
+          <w:b/>
+          <w:sz w:val="26"/>
+        </w:rPr>
+        <w:t>十二、第九轮修改：参考文献精简至 50 条</w:t>
+      </w:r>
+    </w:p>
+    <w:p>
+      <w:r>
+        <w:rPr>
+          <w:rFonts w:ascii="Times New Roman" w:hAnsi="Times New Roman" w:eastAsia="SimSun"/>
+          <w:b w:val="0"/>
+          <w:sz w:val="21"/>
+        </w:rPr>
+        <w:t>按你「50 篇左右」的要求，参考文献由 67 条删到 50 条，正文中引用它们的句子一并删改，删完后逐条核对过：正文引用的都在表里，表里的都在正文被引用。</w:t>
+      </w:r>
+    </w:p>
+    <w:p>
+      <w:r>
+        <w:rPr>
+          <w:rFonts w:ascii="Times New Roman" w:hAnsi="Times New Roman" w:eastAsia="SimSun"/>
+          <w:b/>
+          <w:sz w:val="21"/>
+        </w:rPr>
+        <w:t>删除顺序</w:t>
+      </w:r>
+      <w:r>
+        <w:rPr>
+          <w:rFonts w:ascii="Times New Roman" w:hAnsi="Times New Roman" w:eastAsia="SimSun"/>
+          <w:b w:val="0"/>
+          <w:sz w:val="21"/>
+        </w:rPr>
+        <w:t>：</w:t>
+      </w:r>
+    </w:p>
+    <w:p>
+      <w:r>
+        <w:rPr>
+          <w:rFonts w:ascii="Times New Roman" w:hAnsi="Times New Roman" w:eastAsia="SimSun"/>
+          <w:b w:val="0"/>
+          <w:sz w:val="21"/>
+        </w:rPr>
+        <w:t>1. 检索不到的 3 条（柯艳蓉等 2020、余明桂等 2021、刘强等 2025），以及正文概括可能不符的苏治等（2023）；</w:t>
+      </w:r>
+    </w:p>
+    <w:p>
+      <w:r>
+        <w:rPr>
+          <w:rFonts w:ascii="Times New Roman" w:hAnsi="Times New Roman" w:eastAsia="SimSun"/>
+          <w:b w:val="0"/>
+          <w:sz w:val="21"/>
+        </w:rPr>
+        <w:t>2. 第七轮新增、可有可无的 4 条外文文献（Cheng 等、Shi 等、Hou 和 Lu、He 等）；</w:t>
+      </w:r>
+    </w:p>
+    <w:p>
+      <w:r>
+        <w:rPr>
+          <w:rFonts w:ascii="Times New Roman" w:hAnsi="Times New Roman" w:eastAsia="SimSun"/>
+          <w:b w:val="0"/>
+          <w:sz w:val="21"/>
+        </w:rPr>
+        <w:t>3. 增刊论文梁芳凝和庞世明（2024），与孙伟艳和肖琼（2026）内容重复；</w:t>
+      </w:r>
+    </w:p>
+    <w:p>
+      <w:r>
+        <w:rPr>
+          <w:rFonts w:ascii="Times New Roman" w:hAnsi="Times New Roman" w:eastAsia="SimSun"/>
+          <w:b w:val="0"/>
+          <w:sz w:val="21"/>
+        </w:rPr>
+        <w:t>4. 正文只提一句、与主线关系弱的 5 条，页码无法核实的郑登津等（2026），以及重复的 2 条交错 DID 方法文献。</w:t>
+      </w:r>
+    </w:p>
+    <w:p>
+      <w:r>
+        <w:rPr>
+          <w:rFonts w:ascii="Times New Roman" w:hAnsi="Times New Roman" w:eastAsia="SimSun"/>
+          <w:b/>
+          <w:sz w:val="21"/>
+        </w:rPr>
+        <w:t>顺带解决的问题</w:t>
+      </w:r>
+      <w:r>
+        <w:rPr>
+          <w:rFonts w:ascii="Times New Roman" w:hAnsi="Times New Roman" w:eastAsia="SimSun"/>
+          <w:b w:val="0"/>
+          <w:sz w:val="21"/>
+        </w:rPr>
+        <w:t>：原稿「按质押资金投向划分支持型／非支持型质押」的检验（三「第四」和表 2）依据的是余明桂等（2021）和苏治等（2023），前者查不到，后者概括可能有误。现改为参照已核实的 Pan 和 Qian（2024）：该文正是按质押资金用途区分为上市公司融资的质押与其他质押。</w:t>
+      </w:r>
+    </w:p>
+    <w:p>
+      <w:r>
+        <w:rPr>
+          <w:rFonts w:ascii="Times New Roman" w:hAnsi="Times New Roman" w:eastAsia="SimSun"/>
+          <w:b/>
+          <w:sz w:val="21"/>
+        </w:rPr>
+        <w:t>保留的重点</w:t>
+      </w:r>
+      <w:r>
+        <w:rPr>
+          <w:rFonts w:ascii="Times New Roman" w:hAnsi="Times New Roman" w:eastAsia="SimSun"/>
+          <w:b w:val="0"/>
+          <w:sz w:val="21"/>
+        </w:rPr>
+        <w:t>：2018 年质押新规的 5 篇专题文献全部保留（Su 和 Alexiou，2023；熊海芳等，2020；连玉君和刘畅，2021；何熙琼等，2023；孙伟艳和肖琼，2026）。</w:t>
+      </w:r>
+    </w:p>
+    <w:p>
+      <w:r>
+        <w:rPr>
+          <w:rFonts w:ascii="Times New Roman" w:hAnsi="Times New Roman" w:eastAsia="SimSun"/>
+          <w:b w:val="0"/>
+          <w:sz w:val="21"/>
+        </w:rPr>
+        <w:t>精简后 2018 年及以后的文献有 27 条，占 54%。表中已没有查不到出处的文献，只剩 2 处题目用字、3 处页码需要在知网核对，见核查清单。</w:t>
+      </w:r>
+    </w:p>
     <w:sectPr>
       <w:pgSz w:w="11906" w:h="16838"/>
       <w:pgMar w:top="1247" w:right="1134" w:bottom="1247" w:left="1134" w:header="720" w:footer="720" w:gutter="0"/>

--- a/pledge-cash/开题报告-修改说明.docx
+++ b/pledge-cash/开题报告-修改说明.docx
@@ -5370,6 +5370,244 @@
         <w:t>精简后 2018 年及以后的文献有 27 条，占 54%。表中已没有查不到出处的文献，只剩 2 处题目用字、3 处页码需要在知网核对，见核查清单。</w:t>
       </w:r>
     </w:p>
+    <w:p>
+      <w:pPr>
+        <w:spacing w:before="200" w:after="120"/>
+      </w:pPr>
+      <w:r>
+        <w:rPr>
+          <w:rFonts w:ascii="Times New Roman" w:hAnsi="Times New Roman" w:eastAsia="SimSun"/>
+          <w:b/>
+          <w:sz w:val="26"/>
+        </w:rPr>
+        <w:t>十三、第十轮修改：模型公式改为 Word 公式</w:t>
+      </w:r>
+    </w:p>
+    <w:p>
+      <w:r>
+        <w:rPr>
+          <w:rFonts w:ascii="Times New Roman" w:hAnsi="Times New Roman" w:eastAsia="SimSun"/>
+          <w:b w:val="0"/>
+          <w:sz w:val="21"/>
+        </w:rPr>
+        <w:t>原来的 4 个模型是纯文字，用「Cash_it」「R_it^B」「Year_FE」这类写法表示下标和上标，格式不规范。现改为：</w:t>
+      </w:r>
+    </w:p>
+    <w:tbl>
+      <w:tblPr>
+        <w:tblStyle w:val="TableGrid"/>
+        <w:tblW w:type="auto" w:w="0"/>
+        <w:jc w:val="center"/>
+        <w:tblLook w:firstColumn="1" w:firstRow="1" w:lastColumn="0" w:lastRow="0" w:noHBand="0" w:noVBand="1" w:val="04A0"/>
+      </w:tblPr>
+      <w:tblGrid>
+        <w:gridCol w:w="4819"/>
+        <w:gridCol w:w="4819"/>
+      </w:tblGrid>
+      <w:tr>
+        <w:tc>
+          <w:tcPr>
+            <w:tcW w:type="dxa" w:w="4819"/>
+            <w:shd w:val="clear" w:color="auto" w:fill="E7E6E6"/>
+          </w:tcPr>
+          <w:p>
+            <w:pPr>
+              <w:spacing w:after="0"/>
+            </w:pPr>
+            <w:r/>
+            <w:r>
+              <w:rPr>
+                <w:rFonts w:ascii="Times New Roman" w:hAnsi="Times New Roman" w:eastAsia="SimSun"/>
+                <w:b/>
+                <w:sz w:val="19"/>
+              </w:rPr>
+              <w:t>项目</w:t>
+            </w:r>
+          </w:p>
+        </w:tc>
+        <w:tc>
+          <w:tcPr>
+            <w:tcW w:type="dxa" w:w="4819"/>
+            <w:shd w:val="clear" w:color="auto" w:fill="E7E6E6"/>
+          </w:tcPr>
+          <w:p>
+            <w:pPr>
+              <w:spacing w:after="0"/>
+            </w:pPr>
+            <w:r/>
+            <w:r>
+              <w:rPr>
+                <w:rFonts w:ascii="Times New Roman" w:hAnsi="Times New Roman" w:eastAsia="SimSun"/>
+                <w:b/>
+                <w:sz w:val="19"/>
+              </w:rPr>
+              <w:t>改动</w:t>
+            </w:r>
+          </w:p>
+        </w:tc>
+      </w:tr>
+      <w:tr>
+        <w:tc>
+          <w:tcPr>
+            <w:tcW w:type="dxa" w:w="4819"/>
+          </w:tcPr>
+          <w:p>
+            <w:pPr>
+              <w:spacing w:after="0"/>
+            </w:pPr>
+            <w:r/>
+            <w:r>
+              <w:rPr>
+                <w:rFonts w:ascii="Times New Roman" w:hAnsi="Times New Roman" w:eastAsia="SimSun"/>
+                <w:b w:val="0"/>
+                <w:sz w:val="19"/>
+              </w:rPr>
+              <w:t>公式本身</w:t>
+            </w:r>
+          </w:p>
+        </w:tc>
+        <w:tc>
+          <w:tcPr>
+            <w:tcW w:type="dxa" w:w="4819"/>
+          </w:tcPr>
+          <w:p>
+            <w:pPr>
+              <w:spacing w:after="0"/>
+            </w:pPr>
+            <w:r/>
+            <w:r>
+              <w:rPr>
+                <w:rFonts w:ascii="Times New Roman" w:hAnsi="Times New Roman" w:eastAsia="SimSun"/>
+                <w:b w:val="0"/>
+                <w:sz w:val="19"/>
+              </w:rPr>
+              <w:t>改为 Word 公式对象，可在 Word 中双击编辑；下标 i,t、i,t−1，上标 B，分式 ΔC/M 都用真正的上下标和分式排版</w:t>
+            </w:r>
+          </w:p>
+        </w:tc>
+      </w:tr>
+      <w:tr>
+        <w:tc>
+          <w:tcPr>
+            <w:tcW w:type="dxa" w:w="4819"/>
+          </w:tcPr>
+          <w:p>
+            <w:pPr>
+              <w:spacing w:after="0"/>
+            </w:pPr>
+            <w:r/>
+            <w:r>
+              <w:rPr>
+                <w:rFonts w:ascii="Times New Roman" w:hAnsi="Times New Roman" w:eastAsia="SimSun"/>
+                <w:b w:val="0"/>
+                <w:sz w:val="19"/>
+              </w:rPr>
+              <w:t>版式</w:t>
+            </w:r>
+          </w:p>
+        </w:tc>
+        <w:tc>
+          <w:tcPr>
+            <w:tcW w:type="dxa" w:w="4819"/>
+          </w:tcPr>
+          <w:p>
+            <w:pPr>
+              <w:spacing w:after="0"/>
+            </w:pPr>
+            <w:r/>
+            <w:r>
+              <w:rPr>
+                <w:rFonts w:ascii="Times New Roman" w:hAnsi="Times New Roman" w:eastAsia="SimSun"/>
+                <w:b w:val="0"/>
+                <w:sz w:val="19"/>
+              </w:rPr>
+              <w:t>模型名称单独一行，公式居中，右侧编号 (1)—(4)；模型 2 和模型 4 较长，分两行排，编号放在第二行</w:t>
+            </w:r>
+          </w:p>
+        </w:tc>
+      </w:tr>
+      <w:tr>
+        <w:tc>
+          <w:tcPr>
+            <w:tcW w:type="dxa" w:w="4819"/>
+          </w:tcPr>
+          <w:p>
+            <w:pPr>
+              <w:spacing w:after="0"/>
+            </w:pPr>
+            <w:r/>
+            <w:r>
+              <w:rPr>
+                <w:rFonts w:ascii="Times New Roman" w:hAnsi="Times New Roman" w:eastAsia="SimSun"/>
+                <w:b w:val="0"/>
+                <w:sz w:val="19"/>
+              </w:rPr>
+              <w:t>固定效应写法</w:t>
+            </w:r>
+          </w:p>
+        </w:tc>
+        <w:tc>
+          <w:tcPr>
+            <w:tcW w:type="dxa" w:w="4819"/>
+          </w:tcPr>
+          <w:p>
+            <w:pPr>
+              <w:spacing w:after="0"/>
+            </w:pPr>
+            <w:r/>
+            <w:r>
+              <w:rPr>
+                <w:rFonts w:ascii="Times New Roman" w:hAnsi="Times New Roman" w:eastAsia="SimSun"/>
+                <w:b w:val="0"/>
+                <w:sz w:val="19"/>
+              </w:rPr>
+              <w:t>「Year_FE、Firm_FE」改为 λ_t（年度固定效应）和 μ_i（公司固定效应），这是论文中的通行写法</w:t>
+            </w:r>
+          </w:p>
+        </w:tc>
+      </w:tr>
+      <w:tr>
+        <w:tc>
+          <w:tcPr>
+            <w:tcW w:type="dxa" w:w="4819"/>
+          </w:tcPr>
+          <w:p>
+            <w:pPr>
+              <w:spacing w:after="0"/>
+            </w:pPr>
+            <w:r/>
+            <w:r>
+              <w:rPr>
+                <w:rFonts w:ascii="Times New Roman" w:hAnsi="Times New Roman" w:eastAsia="SimSun"/>
+                <w:b w:val="0"/>
+                <w:sz w:val="19"/>
+              </w:rPr>
+              <w:t>下方说明段落</w:t>
+            </w:r>
+          </w:p>
+        </w:tc>
+        <w:tc>
+          <w:tcPr>
+            <w:tcW w:type="dxa" w:w="4819"/>
+          </w:tcPr>
+          <w:p>
+            <w:pPr>
+              <w:spacing w:after="0"/>
+            </w:pPr>
+            <w:r/>
+            <w:r>
+              <w:rPr>
+                <w:rFonts w:ascii="Times New Roman" w:hAnsi="Times New Roman" w:eastAsia="SimSun"/>
+                <w:b w:val="0"/>
+                <w:sz w:val="19"/>
+              </w:rPr>
+              <w:t>同步改为 λ_t、μ_i、ε_i,t、r_i,t − R^B_i,t 以及 β₁、γ₂ 等真正的上下标</w:t>
+            </w:r>
+          </w:p>
+        </w:tc>
+      </w:tr>
+    </w:tbl>
+    <w:p/>
     <w:sectPr>
       <w:pgSz w:w="11906" w:h="16838"/>
       <w:pgMar w:top="1247" w:right="1134" w:bottom="1247" w:left="1134" w:header="720" w:footer="720" w:gutter="0"/>

--- a/pledge-cash/开题报告-修改说明.docx
+++ b/pledge-cash/开题报告-修改说明.docx
@@ -5608,6 +5608,931 @@
       </w:tr>
     </w:tbl>
     <w:p/>
+    <w:p>
+      <w:pPr>
+        <w:spacing w:before="200" w:after="120"/>
+      </w:pPr>
+      <w:r>
+        <w:rPr>
+          <w:rFonts w:ascii="Times New Roman" w:hAnsi="Times New Roman" w:eastAsia="SimSun"/>
+          <w:b/>
+          <w:sz w:val="26"/>
+        </w:rPr>
+        <w:t>十四、第十一轮修改：通读排版问题</w:t>
+      </w:r>
+    </w:p>
+    <w:p>
+      <w:r>
+        <w:rPr>
+          <w:rFonts w:ascii="Times New Roman" w:hAnsi="Times New Roman" w:eastAsia="SimSun"/>
+          <w:b w:val="0"/>
+          <w:sz w:val="21"/>
+        </w:rPr>
+        <w:t>把全文渲染成 PDF 逐页检查后，修正了以下格式问题：</w:t>
+      </w:r>
+    </w:p>
+    <w:tbl>
+      <w:tblPr>
+        <w:tblStyle w:val="TableGrid"/>
+        <w:tblW w:type="auto" w:w="0"/>
+        <w:jc w:val="center"/>
+        <w:tblLook w:firstColumn="1" w:firstRow="1" w:lastColumn="0" w:lastRow="0" w:noHBand="0" w:noVBand="1" w:val="04A0"/>
+      </w:tblPr>
+      <w:tblGrid>
+        <w:gridCol w:w="3213"/>
+        <w:gridCol w:w="3213"/>
+        <w:gridCol w:w="3213"/>
+      </w:tblGrid>
+      <w:tr>
+        <w:tc>
+          <w:tcPr>
+            <w:tcW w:type="dxa" w:w="3213"/>
+            <w:shd w:val="clear" w:color="auto" w:fill="E7E6E6"/>
+          </w:tcPr>
+          <w:p>
+            <w:pPr>
+              <w:spacing w:after="0"/>
+            </w:pPr>
+            <w:r/>
+            <w:r>
+              <w:rPr>
+                <w:rFonts w:ascii="Times New Roman" w:hAnsi="Times New Roman" w:eastAsia="SimSun"/>
+                <w:b/>
+                <w:sz w:val="19"/>
+              </w:rPr>
+              <w:t>问题</w:t>
+            </w:r>
+          </w:p>
+        </w:tc>
+        <w:tc>
+          <w:tcPr>
+            <w:tcW w:type="dxa" w:w="3213"/>
+            <w:shd w:val="clear" w:color="auto" w:fill="E7E6E6"/>
+          </w:tcPr>
+          <w:p>
+            <w:pPr>
+              <w:spacing w:after="0"/>
+            </w:pPr>
+            <w:r/>
+            <w:r>
+              <w:rPr>
+                <w:rFonts w:ascii="Times New Roman" w:hAnsi="Times New Roman" w:eastAsia="SimSun"/>
+                <w:b/>
+                <w:sz w:val="19"/>
+              </w:rPr>
+              <w:t>位置</w:t>
+            </w:r>
+          </w:p>
+        </w:tc>
+        <w:tc>
+          <w:tcPr>
+            <w:tcW w:type="dxa" w:w="3213"/>
+            <w:shd w:val="clear" w:color="auto" w:fill="E7E6E6"/>
+          </w:tcPr>
+          <w:p>
+            <w:pPr>
+              <w:spacing w:after="0"/>
+            </w:pPr>
+            <w:r/>
+            <w:r>
+              <w:rPr>
+                <w:rFonts w:ascii="Times New Roman" w:hAnsi="Times New Roman" w:eastAsia="SimSun"/>
+                <w:b/>
+                <w:sz w:val="19"/>
+              </w:rPr>
+              <w:t>改动</w:t>
+            </w:r>
+          </w:p>
+        </w:tc>
+      </w:tr>
+      <w:tr>
+        <w:tc>
+          <w:tcPr>
+            <w:tcW w:type="dxa" w:w="3213"/>
+          </w:tcPr>
+          <w:p>
+            <w:pPr>
+              <w:spacing w:after="0"/>
+            </w:pPr>
+            <w:r/>
+            <w:r>
+              <w:rPr>
+                <w:rFonts w:ascii="Times New Roman" w:hAnsi="Times New Roman" w:eastAsia="SimSun"/>
+                <w:b w:val="0"/>
+                <w:sz w:val="19"/>
+              </w:rPr>
+              <w:t>整段误为加粗（原稿即如此）</w:t>
+            </w:r>
+          </w:p>
+        </w:tc>
+        <w:tc>
+          <w:tcPr>
+            <w:tcW w:type="dxa" w:w="3213"/>
+          </w:tcPr>
+          <w:p>
+            <w:pPr>
+              <w:spacing w:after="0"/>
+            </w:pPr>
+            <w:r/>
+            <w:r>
+              <w:rPr>
+                <w:rFonts w:ascii="Times New Roman" w:hAnsi="Times New Roman" w:eastAsia="SimSun"/>
+                <w:b w:val="0"/>
+                <w:sz w:val="19"/>
+              </w:rPr>
+              <w:t>一（五）4 的两段：「伴随质押规模扩张……」「需要指出的是……」</w:t>
+            </w:r>
+          </w:p>
+        </w:tc>
+        <w:tc>
+          <w:tcPr>
+            <w:tcW w:type="dxa" w:w="3213"/>
+          </w:tcPr>
+          <w:p>
+            <w:pPr>
+              <w:spacing w:after="0"/>
+            </w:pPr>
+            <w:r/>
+            <w:r>
+              <w:rPr>
+                <w:rFonts w:ascii="Times New Roman" w:hAnsi="Times New Roman" w:eastAsia="SimSun"/>
+                <w:b w:val="0"/>
+                <w:sz w:val="19"/>
+              </w:rPr>
+              <w:t>取消加粗，与其他正文一致</w:t>
+            </w:r>
+          </w:p>
+        </w:tc>
+      </w:tr>
+      <w:tr>
+        <w:tc>
+          <w:tcPr>
+            <w:tcW w:type="dxa" w:w="3213"/>
+          </w:tcPr>
+          <w:p>
+            <w:pPr>
+              <w:spacing w:after="0"/>
+            </w:pPr>
+            <w:r/>
+            <w:r>
+              <w:rPr>
+                <w:rFonts w:ascii="Times New Roman" w:hAnsi="Times New Roman" w:eastAsia="SimSun"/>
+                <w:b w:val="0"/>
+                <w:sz w:val="19"/>
+              </w:rPr>
+              <w:t>引号混用</w:t>
+            </w:r>
+          </w:p>
+        </w:tc>
+        <w:tc>
+          <w:tcPr>
+            <w:tcW w:type="dxa" w:w="3213"/>
+          </w:tcPr>
+          <w:p>
+            <w:pPr>
+              <w:spacing w:after="0"/>
+            </w:pPr>
+            <w:r/>
+            <w:r>
+              <w:rPr>
+                <w:rFonts w:ascii="Times New Roman" w:hAnsi="Times New Roman" w:eastAsia="SimSun"/>
+                <w:b w:val="0"/>
+                <w:sz w:val="19"/>
+              </w:rPr>
+              <w:t>全文 27 处「」与“”混用</w:t>
+            </w:r>
+          </w:p>
+        </w:tc>
+        <w:tc>
+          <w:tcPr>
+            <w:tcW w:type="dxa" w:w="3213"/>
+          </w:tcPr>
+          <w:p>
+            <w:pPr>
+              <w:spacing w:after="0"/>
+            </w:pPr>
+            <w:r/>
+            <w:r>
+              <w:rPr>
+                <w:rFonts w:ascii="Times New Roman" w:hAnsi="Times New Roman" w:eastAsia="SimSun"/>
+                <w:b w:val="0"/>
+                <w:sz w:val="19"/>
+              </w:rPr>
+              <w:t>统一为中文引号“”</w:t>
+            </w:r>
+          </w:p>
+        </w:tc>
+      </w:tr>
+      <w:tr>
+        <w:tc>
+          <w:tcPr>
+            <w:tcW w:type="dxa" w:w="3213"/>
+          </w:tcPr>
+          <w:p>
+            <w:pPr>
+              <w:spacing w:after="0"/>
+            </w:pPr>
+            <w:r/>
+            <w:r>
+              <w:rPr>
+                <w:rFonts w:ascii="Times New Roman" w:hAnsi="Times New Roman" w:eastAsia="SimSun"/>
+                <w:b w:val="0"/>
+                <w:sz w:val="19"/>
+              </w:rPr>
+              <w:t>引用格式不统一</w:t>
+            </w:r>
+          </w:p>
+        </w:tc>
+        <w:tc>
+          <w:tcPr>
+            <w:tcW w:type="dxa" w:w="3213"/>
+          </w:tcPr>
+          <w:p>
+            <w:pPr>
+              <w:spacing w:after="0"/>
+            </w:pPr>
+            <w:r/>
+            <w:r>
+              <w:rPr>
+                <w:rFonts w:ascii="Times New Roman" w:hAnsi="Times New Roman" w:eastAsia="SimSun"/>
+                <w:b w:val="0"/>
+                <w:sz w:val="19"/>
+              </w:rPr>
+              <w:t>11 处半角括号，如「鞠晓生等(2013)」；7 处多余空格，如「Opler 等」「Hadlock 和 Pierce」</w:t>
+            </w:r>
+          </w:p>
+        </w:tc>
+        <w:tc>
+          <w:tcPr>
+            <w:tcW w:type="dxa" w:w="3213"/>
+          </w:tcPr>
+          <w:p>
+            <w:pPr>
+              <w:spacing w:after="0"/>
+            </w:pPr>
+            <w:r/>
+            <w:r>
+              <w:rPr>
+                <w:rFonts w:ascii="Times New Roman" w:hAnsi="Times New Roman" w:eastAsia="SimSun"/>
+                <w:b w:val="0"/>
+                <w:sz w:val="19"/>
+              </w:rPr>
+              <w:t>统一为「作者等（年份）」「作者和作者（年份）」</w:t>
+            </w:r>
+          </w:p>
+        </w:tc>
+      </w:tr>
+      <w:tr>
+        <w:tc>
+          <w:tcPr>
+            <w:tcW w:type="dxa" w:w="3213"/>
+          </w:tcPr>
+          <w:p>
+            <w:pPr>
+              <w:spacing w:after="0"/>
+            </w:pPr>
+            <w:r/>
+            <w:r>
+              <w:rPr>
+                <w:rFonts w:ascii="Times New Roman" w:hAnsi="Times New Roman" w:eastAsia="SimSun"/>
+                <w:b w:val="0"/>
+                <w:sz w:val="19"/>
+              </w:rPr>
+              <w:t>小标题编号不统一</w:t>
+            </w:r>
+          </w:p>
+        </w:tc>
+        <w:tc>
+          <w:tcPr>
+            <w:tcW w:type="dxa" w:w="3213"/>
+          </w:tcPr>
+          <w:p>
+            <w:pPr>
+              <w:spacing w:after="0"/>
+            </w:pPr>
+            <w:r/>
+            <w:r>
+              <w:rPr>
+                <w:rFonts w:ascii="Times New Roman" w:hAnsi="Times New Roman" w:eastAsia="SimSun"/>
+                <w:b w:val="0"/>
+                <w:sz w:val="19"/>
+              </w:rPr>
+              <w:t>一、二部分用「1. 」，四部分用「1．」</w:t>
+            </w:r>
+          </w:p>
+        </w:tc>
+        <w:tc>
+          <w:tcPr>
+            <w:tcW w:type="dxa" w:w="3213"/>
+          </w:tcPr>
+          <w:p>
+            <w:pPr>
+              <w:spacing w:after="0"/>
+            </w:pPr>
+            <w:r/>
+            <w:r>
+              <w:rPr>
+                <w:rFonts w:ascii="Times New Roman" w:hAnsi="Times New Roman" w:eastAsia="SimSun"/>
+                <w:b w:val="0"/>
+                <w:sz w:val="19"/>
+              </w:rPr>
+              <w:t>统一为全角「1．」</w:t>
+            </w:r>
+          </w:p>
+        </w:tc>
+      </w:tr>
+      <w:tr>
+        <w:tc>
+          <w:tcPr>
+            <w:tcW w:type="dxa" w:w="3213"/>
+          </w:tcPr>
+          <w:p>
+            <w:pPr>
+              <w:spacing w:after="0"/>
+            </w:pPr>
+            <w:r/>
+            <w:r>
+              <w:rPr>
+                <w:rFonts w:ascii="Times New Roman" w:hAnsi="Times New Roman" w:eastAsia="SimSun"/>
+                <w:b w:val="0"/>
+                <w:sz w:val="19"/>
+              </w:rPr>
+              <w:t>表题对齐</w:t>
+            </w:r>
+          </w:p>
+        </w:tc>
+        <w:tc>
+          <w:tcPr>
+            <w:tcW w:type="dxa" w:w="3213"/>
+          </w:tcPr>
+          <w:p>
+            <w:pPr>
+              <w:spacing w:after="0"/>
+            </w:pPr>
+            <w:r/>
+            <w:r>
+              <w:rPr>
+                <w:rFonts w:ascii="Times New Roman" w:hAnsi="Times New Roman" w:eastAsia="SimSun"/>
+                <w:b w:val="0"/>
+                <w:sz w:val="19"/>
+              </w:rPr>
+              <w:t>图题居中，表题居左</w:t>
+            </w:r>
+          </w:p>
+        </w:tc>
+        <w:tc>
+          <w:tcPr>
+            <w:tcW w:type="dxa" w:w="3213"/>
+          </w:tcPr>
+          <w:p>
+            <w:pPr>
+              <w:spacing w:after="0"/>
+            </w:pPr>
+            <w:r/>
+            <w:r>
+              <w:rPr>
+                <w:rFonts w:ascii="Times New Roman" w:hAnsi="Times New Roman" w:eastAsia="SimSun"/>
+                <w:b w:val="0"/>
+                <w:sz w:val="19"/>
+              </w:rPr>
+              <w:t>表题统一居中</w:t>
+            </w:r>
+          </w:p>
+        </w:tc>
+      </w:tr>
+      <w:tr>
+        <w:tc>
+          <w:tcPr>
+            <w:tcW w:type="dxa" w:w="3213"/>
+          </w:tcPr>
+          <w:p>
+            <w:pPr>
+              <w:spacing w:after="0"/>
+            </w:pPr>
+            <w:r/>
+            <w:r>
+              <w:rPr>
+                <w:rFonts w:ascii="Times New Roman" w:hAnsi="Times New Roman" w:eastAsia="SimSun"/>
+                <w:b w:val="0"/>
+                <w:sz w:val="19"/>
+              </w:rPr>
+              <w:t>表 2 字号不一</w:t>
+            </w:r>
+          </w:p>
+        </w:tc>
+        <w:tc>
+          <w:tcPr>
+            <w:tcW w:type="dxa" w:w="3213"/>
+          </w:tcPr>
+          <w:p>
+            <w:pPr>
+              <w:spacing w:after="0"/>
+            </w:pPr>
+            <w:r/>
+            <w:r>
+              <w:rPr>
+                <w:rFonts w:ascii="Times New Roman" w:hAnsi="Times New Roman" w:eastAsia="SimSun"/>
+                <w:b w:val="0"/>
+                <w:sz w:val="19"/>
+              </w:rPr>
+              <w:t>后来补入的 10 行为小五号，其余为五号</w:t>
+            </w:r>
+          </w:p>
+        </w:tc>
+        <w:tc>
+          <w:tcPr>
+            <w:tcW w:type="dxa" w:w="3213"/>
+          </w:tcPr>
+          <w:p>
+            <w:pPr>
+              <w:spacing w:after="0"/>
+            </w:pPr>
+            <w:r/>
+            <w:r>
+              <w:rPr>
+                <w:rFonts w:ascii="Times New Roman" w:hAnsi="Times New Roman" w:eastAsia="SimSun"/>
+                <w:b w:val="0"/>
+                <w:sz w:val="19"/>
+              </w:rPr>
+              <w:t>统一为五号</w:t>
+            </w:r>
+          </w:p>
+        </w:tc>
+      </w:tr>
+      <w:tr>
+        <w:tc>
+          <w:tcPr>
+            <w:tcW w:type="dxa" w:w="3213"/>
+          </w:tcPr>
+          <w:p>
+            <w:pPr>
+              <w:spacing w:after="0"/>
+            </w:pPr>
+            <w:r/>
+            <w:r>
+              <w:rPr>
+                <w:rFonts w:ascii="Times New Roman" w:hAnsi="Times New Roman" w:eastAsia="SimSun"/>
+                <w:b w:val="0"/>
+                <w:sz w:val="19"/>
+              </w:rPr>
+              <w:t>表 2 行序混乱</w:t>
+            </w:r>
+          </w:p>
+        </w:tc>
+        <w:tc>
+          <w:tcPr>
+            <w:tcW w:type="dxa" w:w="3213"/>
+          </w:tcPr>
+          <w:p>
+            <w:pPr>
+              <w:spacing w:after="0"/>
+            </w:pPr>
+            <w:r/>
+            <w:r>
+              <w:rPr>
+                <w:rFonts w:ascii="Times New Roman" w:hAnsi="Times New Roman" w:eastAsia="SimSun"/>
+                <w:b w:val="0"/>
+                <w:sz w:val="19"/>
+              </w:rPr>
+              <w:t>控制变量中间夹着拓展变量，新增的机制、政策变量排在末尾</w:t>
+            </w:r>
+          </w:p>
+        </w:tc>
+        <w:tc>
+          <w:tcPr>
+            <w:tcW w:type="dxa" w:w="3213"/>
+          </w:tcPr>
+          <w:p>
+            <w:pPr>
+              <w:spacing w:after="0"/>
+            </w:pPr>
+            <w:r/>
+            <w:r>
+              <w:rPr>
+                <w:rFonts w:ascii="Times New Roman" w:hAnsi="Times New Roman" w:eastAsia="SimSun"/>
+                <w:b w:val="0"/>
+                <w:sz w:val="19"/>
+              </w:rPr>
+              <w:t>按「被解释变量—解释变量—调节变量—机制变量—分组变量—政策变量—工具变量—控制变量—拓展变量—固定效应」重排</w:t>
+            </w:r>
+          </w:p>
+        </w:tc>
+      </w:tr>
+      <w:tr>
+        <w:tc>
+          <w:tcPr>
+            <w:tcW w:type="dxa" w:w="3213"/>
+          </w:tcPr>
+          <w:p>
+            <w:pPr>
+              <w:spacing w:after="0"/>
+            </w:pPr>
+            <w:r/>
+            <w:r>
+              <w:rPr>
+                <w:rFonts w:ascii="Times New Roman" w:hAnsi="Times New Roman" w:eastAsia="SimSun"/>
+                <w:b w:val="0"/>
+                <w:sz w:val="19"/>
+              </w:rPr>
+              <w:t>表 2 内容挤在窄列里</w:t>
+            </w:r>
+          </w:p>
+        </w:tc>
+        <w:tc>
+          <w:tcPr>
+            <w:tcW w:type="dxa" w:w="3213"/>
+          </w:tcPr>
+          <w:p>
+            <w:pPr>
+              <w:spacing w:after="0"/>
+            </w:pPr>
+            <w:r/>
+            <w:r>
+              <w:rPr>
+                <w:rFonts w:ascii="Times New Roman" w:hAnsi="Times New Roman" w:eastAsia="SimSun"/>
+                <w:b w:val="0"/>
+                <w:sz w:val="19"/>
+              </w:rPr>
+              <w:t>SA 指数、现金边际价值、质押资金投向三行的说明写在「数据来源」窄列，竖排成长条</w:t>
+            </w:r>
+          </w:p>
+        </w:tc>
+        <w:tc>
+          <w:tcPr>
+            <w:tcW w:type="dxa" w:w="3213"/>
+          </w:tcPr>
+          <w:p>
+            <w:pPr>
+              <w:spacing w:after="0"/>
+            </w:pPr>
+            <w:r/>
+            <w:r>
+              <w:rPr>
+                <w:rFonts w:ascii="Times New Roman" w:hAnsi="Times New Roman" w:eastAsia="SimSun"/>
+                <w:b w:val="0"/>
+                <w:sz w:val="19"/>
+              </w:rPr>
+              <w:t>说明移到「定义」列，「数据来源」只留来源；符号列加宽</w:t>
+            </w:r>
+          </w:p>
+        </w:tc>
+      </w:tr>
+      <w:tr>
+        <w:tc>
+          <w:tcPr>
+            <w:tcW w:type="dxa" w:w="3213"/>
+          </w:tcPr>
+          <w:p>
+            <w:pPr>
+              <w:spacing w:after="0"/>
+            </w:pPr>
+            <w:r/>
+            <w:r>
+              <w:rPr>
+                <w:rFonts w:ascii="Times New Roman" w:hAnsi="Times New Roman" w:eastAsia="SimSun"/>
+                <w:b w:val="0"/>
+                <w:sz w:val="19"/>
+              </w:rPr>
+              <w:t>表 2 固定效应符号</w:t>
+            </w:r>
+          </w:p>
+        </w:tc>
+        <w:tc>
+          <w:tcPr>
+            <w:tcW w:type="dxa" w:w="3213"/>
+          </w:tcPr>
+          <w:p>
+            <w:pPr>
+              <w:spacing w:after="0"/>
+            </w:pPr>
+            <w:r/>
+            <w:r>
+              <w:rPr>
+                <w:rFonts w:ascii="Times New Roman" w:hAnsi="Times New Roman" w:eastAsia="SimSun"/>
+                <w:b w:val="0"/>
+                <w:sz w:val="19"/>
+              </w:rPr>
+              <w:t>仍写「Year FE, Firm FE」，与公式不一致</w:t>
+            </w:r>
+          </w:p>
+        </w:tc>
+        <w:tc>
+          <w:tcPr>
+            <w:tcW w:type="dxa" w:w="3213"/>
+          </w:tcPr>
+          <w:p>
+            <w:pPr>
+              <w:spacing w:after="0"/>
+            </w:pPr>
+            <w:r/>
+            <w:r>
+              <w:rPr>
+                <w:rFonts w:ascii="Times New Roman" w:hAnsi="Times New Roman" w:eastAsia="SimSun"/>
+                <w:b w:val="0"/>
+                <w:sz w:val="19"/>
+              </w:rPr>
+              <w:t>改为 λ_t、μ_i</w:t>
+            </w:r>
+          </w:p>
+        </w:tc>
+      </w:tr>
+      <w:tr>
+        <w:tc>
+          <w:tcPr>
+            <w:tcW w:type="dxa" w:w="3213"/>
+          </w:tcPr>
+          <w:p>
+            <w:pPr>
+              <w:spacing w:after="0"/>
+            </w:pPr>
+            <w:r/>
+            <w:r>
+              <w:rPr>
+                <w:rFonts w:ascii="Times New Roman" w:hAnsi="Times New Roman" w:eastAsia="SimSun"/>
+                <w:b w:val="0"/>
+                <w:sz w:val="19"/>
+              </w:rPr>
+              <w:t>表 5 符号列过窄</w:t>
+            </w:r>
+          </w:p>
+        </w:tc>
+        <w:tc>
+          <w:tcPr>
+            <w:tcW w:type="dxa" w:w="3213"/>
+          </w:tcPr>
+          <w:p>
+            <w:pPr>
+              <w:spacing w:after="0"/>
+            </w:pPr>
+            <w:r/>
+            <w:r>
+              <w:rPr>
+                <w:rFonts w:ascii="Times New Roman" w:hAnsi="Times New Roman" w:eastAsia="SimSun"/>
+                <w:b w:val="0"/>
+                <w:sz w:val="19"/>
+              </w:rPr>
+              <w:t>「Pledge×HighFC」「Pledge×Pressure」被拆成两行</w:t>
+            </w:r>
+          </w:p>
+        </w:tc>
+        <w:tc>
+          <w:tcPr>
+            <w:tcW w:type="dxa" w:w="3213"/>
+          </w:tcPr>
+          <w:p>
+            <w:pPr>
+              <w:spacing w:after="0"/>
+            </w:pPr>
+            <w:r/>
+            <w:r>
+              <w:rPr>
+                <w:rFonts w:ascii="Times New Roman" w:hAnsi="Times New Roman" w:eastAsia="SimSun"/>
+                <w:b w:val="0"/>
+                <w:sz w:val="19"/>
+              </w:rPr>
+              <w:t>调整列宽</w:t>
+            </w:r>
+          </w:p>
+        </w:tc>
+      </w:tr>
+      <w:tr>
+        <w:tc>
+          <w:tcPr>
+            <w:tcW w:type="dxa" w:w="3213"/>
+          </w:tcPr>
+          <w:p>
+            <w:pPr>
+              <w:spacing w:after="0"/>
+            </w:pPr>
+            <w:r/>
+            <w:r>
+              <w:rPr>
+                <w:rFonts w:ascii="Times New Roman" w:hAnsi="Times New Roman" w:eastAsia="SimSun"/>
+                <w:b w:val="0"/>
+                <w:sz w:val="19"/>
+              </w:rPr>
+              <w:t>表 8 字号</w:t>
+            </w:r>
+          </w:p>
+        </w:tc>
+        <w:tc>
+          <w:tcPr>
+            <w:tcW w:type="dxa" w:w="3213"/>
+          </w:tcPr>
+          <w:p>
+            <w:pPr>
+              <w:spacing w:after="0"/>
+            </w:pPr>
+            <w:r/>
+            <w:r>
+              <w:rPr>
+                <w:rFonts w:ascii="Times New Roman" w:hAnsi="Times New Roman" w:eastAsia="SimSun"/>
+                <w:b w:val="0"/>
+                <w:sz w:val="19"/>
+              </w:rPr>
+              <w:t>11 号，其他表格为五号</w:t>
+            </w:r>
+          </w:p>
+        </w:tc>
+        <w:tc>
+          <w:tcPr>
+            <w:tcW w:type="dxa" w:w="3213"/>
+          </w:tcPr>
+          <w:p>
+            <w:pPr>
+              <w:spacing w:after="0"/>
+            </w:pPr>
+            <w:r/>
+            <w:r>
+              <w:rPr>
+                <w:rFonts w:ascii="Times New Roman" w:hAnsi="Times New Roman" w:eastAsia="SimSun"/>
+                <w:b w:val="0"/>
+                <w:sz w:val="19"/>
+              </w:rPr>
+              <w:t>统一为五号</w:t>
+            </w:r>
+          </w:p>
+        </w:tc>
+      </w:tr>
+      <w:tr>
+        <w:tc>
+          <w:tcPr>
+            <w:tcW w:type="dxa" w:w="3213"/>
+          </w:tcPr>
+          <w:p>
+            <w:pPr>
+              <w:spacing w:after="0"/>
+            </w:pPr>
+            <w:r/>
+            <w:r>
+              <w:rPr>
+                <w:rFonts w:ascii="Times New Roman" w:hAnsi="Times New Roman" w:eastAsia="SimSun"/>
+                <w:b w:val="0"/>
+                <w:sz w:val="19"/>
+              </w:rPr>
+              <w:t>跨页表格</w:t>
+            </w:r>
+          </w:p>
+        </w:tc>
+        <w:tc>
+          <w:tcPr>
+            <w:tcW w:type="dxa" w:w="3213"/>
+          </w:tcPr>
+          <w:p>
+            <w:pPr>
+              <w:spacing w:after="0"/>
+            </w:pPr>
+            <w:r/>
+            <w:r>
+              <w:rPr>
+                <w:rFonts w:ascii="Times New Roman" w:hAnsi="Times New Roman" w:eastAsia="SimSun"/>
+                <w:b w:val="0"/>
+                <w:sz w:val="19"/>
+              </w:rPr>
+              <w:t>表 2 等长表跨页时没有表头，行被拆到两页</w:t>
+            </w:r>
+          </w:p>
+        </w:tc>
+        <w:tc>
+          <w:tcPr>
+            <w:tcW w:type="dxa" w:w="3213"/>
+          </w:tcPr>
+          <w:p>
+            <w:pPr>
+              <w:spacing w:after="0"/>
+            </w:pPr>
+            <w:r/>
+            <w:r>
+              <w:rPr>
+                <w:rFonts w:ascii="Times New Roman" w:hAnsi="Times New Roman" w:eastAsia="SimSun"/>
+                <w:b w:val="0"/>
+                <w:sz w:val="19"/>
+              </w:rPr>
+              <w:t>表头跨页重复，行不跨页断开</w:t>
+            </w:r>
+          </w:p>
+        </w:tc>
+      </w:tr>
+      <w:tr>
+        <w:tc>
+          <w:tcPr>
+            <w:tcW w:type="dxa" w:w="3213"/>
+          </w:tcPr>
+          <w:p>
+            <w:pPr>
+              <w:spacing w:after="0"/>
+            </w:pPr>
+            <w:r/>
+            <w:r>
+              <w:rPr>
+                <w:rFonts w:ascii="Times New Roman" w:hAnsi="Times New Roman" w:eastAsia="SimSun"/>
+                <w:b w:val="0"/>
+                <w:sz w:val="19"/>
+              </w:rPr>
+              <w:t>SA 公式</w:t>
+            </w:r>
+          </w:p>
+        </w:tc>
+        <w:tc>
+          <w:tcPr>
+            <w:tcW w:type="dxa" w:w="3213"/>
+          </w:tcPr>
+          <w:p>
+            <w:pPr>
+              <w:spacing w:after="0"/>
+            </w:pPr>
+            <w:r/>
+            <w:r>
+              <w:rPr>
+                <w:rFonts w:ascii="Times New Roman" w:hAnsi="Times New Roman" w:eastAsia="SimSun"/>
+                <w:b w:val="0"/>
+                <w:sz w:val="19"/>
+              </w:rPr>
+              <w:t>减号用的是连字符「-」</w:t>
+            </w:r>
+          </w:p>
+        </w:tc>
+        <w:tc>
+          <w:tcPr>
+            <w:tcW w:type="dxa" w:w="3213"/>
+          </w:tcPr>
+          <w:p>
+            <w:pPr>
+              <w:spacing w:after="0"/>
+            </w:pPr>
+            <w:r/>
+            <w:r>
+              <w:rPr>
+                <w:rFonts w:ascii="Times New Roman" w:hAnsi="Times New Roman" w:eastAsia="SimSun"/>
+                <w:b w:val="0"/>
+                <w:sz w:val="19"/>
+              </w:rPr>
+              <w:t>改为减号「−」</w:t>
+            </w:r>
+          </w:p>
+        </w:tc>
+      </w:tr>
+      <w:tr>
+        <w:tc>
+          <w:tcPr>
+            <w:tcW w:type="dxa" w:w="3213"/>
+          </w:tcPr>
+          <w:p>
+            <w:pPr>
+              <w:spacing w:after="0"/>
+            </w:pPr>
+            <w:r/>
+            <w:r>
+              <w:rPr>
+                <w:rFonts w:ascii="Times New Roman" w:hAnsi="Times New Roman" w:eastAsia="SimSun"/>
+                <w:b w:val="0"/>
+                <w:sz w:val="19"/>
+              </w:rPr>
+              <w:t>多余空白页</w:t>
+            </w:r>
+          </w:p>
+        </w:tc>
+        <w:tc>
+          <w:tcPr>
+            <w:tcW w:type="dxa" w:w="3213"/>
+          </w:tcPr>
+          <w:p>
+            <w:pPr>
+              <w:spacing w:after="0"/>
+            </w:pPr>
+            <w:r/>
+            <w:r>
+              <w:rPr>
+                <w:rFonts w:ascii="Times New Roman" w:hAnsi="Times New Roman" w:eastAsia="SimSun"/>
+                <w:b w:val="0"/>
+                <w:sz w:val="19"/>
+              </w:rPr>
+              <w:t>参考文献后、第四部分后各多出一页空白</w:t>
+            </w:r>
+          </w:p>
+        </w:tc>
+        <w:tc>
+          <w:tcPr>
+            <w:tcW w:type="dxa" w:w="3213"/>
+          </w:tcPr>
+          <w:p>
+            <w:pPr>
+              <w:spacing w:after="0"/>
+            </w:pPr>
+            <w:r/>
+            <w:r>
+              <w:rPr>
+                <w:rFonts w:ascii="Times New Roman" w:hAnsi="Times New Roman" w:eastAsia="SimSun"/>
+                <w:b w:val="0"/>
+                <w:sz w:val="19"/>
+              </w:rPr>
+              <w:t>原因是章节之间用单独的分页符段落，方框恰好排满一页时就会多出一页；改为标题「段前分页」，并删去方框末尾的空段落</w:t>
+            </w:r>
+          </w:p>
+        </w:tc>
+      </w:tr>
+    </w:tbl>
+    <w:p/>
     <w:sectPr>
       <w:pgSz w:w="11906" w:h="16838"/>
       <w:pgMar w:top="1247" w:right="1134" w:bottom="1247" w:left="1134" w:header="720" w:footer="720" w:gutter="0"/>

--- a/pledge-cash/开题报告-修改说明.docx
+++ b/pledge-cash/开题报告-修改说明.docx
@@ -6533,6 +6533,387 @@
       </w:tr>
     </w:tbl>
     <w:p/>
+    <w:p>
+      <w:pPr>
+        <w:spacing w:before="200" w:after="120"/>
+      </w:pPr>
+      <w:r>
+        <w:rPr>
+          <w:rFonts w:ascii="Times New Roman" w:hAnsi="Times New Roman" w:eastAsia="SimSun"/>
+          <w:b/>
+          <w:sz w:val="26"/>
+        </w:rPr>
+        <w:t>十五、第十二轮修改：全部实证结论写入开题，纠正对原文方法的表述</w:t>
+      </w:r>
+    </w:p>
+    <w:p>
+      <w:r>
+        <w:rPr>
+          <w:rFonts w:ascii="Times New Roman" w:hAnsi="Times New Roman" w:eastAsia="SimSun"/>
+          <w:b/>
+          <w:sz w:val="21"/>
+        </w:rPr>
+        <w:t>新增表 8《机制检验、异质性分析与稳健性检验的初步结果》</w:t>
+      </w:r>
+      <w:r>
+        <w:rPr>
+          <w:rFonts w:ascii="Times New Roman" w:hAnsi="Times New Roman" w:eastAsia="SimSun"/>
+          <w:b w:val="0"/>
+          <w:sz w:val="21"/>
+        </w:rPr>
+        <w:t>，把已完成但原先未写入的结果全部列出：</w:t>
+      </w:r>
+    </w:p>
+    <w:tbl>
+      <w:tblPr>
+        <w:tblStyle w:val="TableGrid"/>
+        <w:tblW w:type="auto" w:w="0"/>
+        <w:jc w:val="center"/>
+        <w:tblLook w:firstColumn="1" w:firstRow="1" w:lastColumn="0" w:lastRow="0" w:noHBand="0" w:noVBand="1" w:val="04A0"/>
+      </w:tblPr>
+      <w:tblGrid>
+        <w:gridCol w:w="4819"/>
+        <w:gridCol w:w="4819"/>
+      </w:tblGrid>
+      <w:tr>
+        <w:tc>
+          <w:tcPr>
+            <w:tcW w:type="dxa" w:w="4819"/>
+            <w:shd w:val="clear" w:color="auto" w:fill="E7E6E6"/>
+          </w:tcPr>
+          <w:p>
+            <w:pPr>
+              <w:spacing w:after="0"/>
+            </w:pPr>
+            <w:r/>
+            <w:r>
+              <w:rPr>
+                <w:rFonts w:ascii="Times New Roman" w:hAnsi="Times New Roman" w:eastAsia="SimSun"/>
+                <w:b/>
+                <w:sz w:val="19"/>
+              </w:rPr>
+              <w:t>部分</w:t>
+            </w:r>
+          </w:p>
+        </w:tc>
+        <w:tc>
+          <w:tcPr>
+            <w:tcW w:type="dxa" w:w="4819"/>
+            <w:shd w:val="clear" w:color="auto" w:fill="E7E6E6"/>
+          </w:tcPr>
+          <w:p>
+            <w:pPr>
+              <w:spacing w:after="0"/>
+            </w:pPr>
+            <w:r/>
+            <w:r>
+              <w:rPr>
+                <w:rFonts w:ascii="Times New Roman" w:hAnsi="Times New Roman" w:eastAsia="SimSun"/>
+                <w:b/>
+                <w:sz w:val="19"/>
+              </w:rPr>
+              <w:t>内容</w:t>
+            </w:r>
+          </w:p>
+        </w:tc>
+      </w:tr>
+      <w:tr>
+        <w:tc>
+          <w:tcPr>
+            <w:tcW w:type="dxa" w:w="4819"/>
+          </w:tcPr>
+          <w:p>
+            <w:pPr>
+              <w:spacing w:after="0"/>
+            </w:pPr>
+            <w:r/>
+            <w:r>
+              <w:rPr>
+                <w:rFonts w:ascii="Times New Roman" w:hAnsi="Times New Roman" w:eastAsia="SimSun"/>
+                <w:b w:val="0"/>
+                <w:sz w:val="19"/>
+              </w:rPr>
+              <w:t>机制检验（H2a）</w:t>
+            </w:r>
+          </w:p>
+        </w:tc>
+        <w:tc>
+          <w:tcPr>
+            <w:tcW w:type="dxa" w:w="4819"/>
+          </w:tcPr>
+          <w:p>
+            <w:pPr>
+              <w:spacing w:after="0"/>
+            </w:pPr>
+            <w:r/>
+            <w:r>
+              <w:rPr>
+                <w:rFonts w:ascii="Times New Roman" w:hAnsi="Times New Roman" w:eastAsia="SimSun"/>
+                <w:b w:val="0"/>
+                <w:sz w:val="19"/>
+              </w:rPr>
+              <w:t>平仓压力：全样本、质押公司子样本、上市满 5 年样本</w:t>
+            </w:r>
+          </w:p>
+        </w:tc>
+      </w:tr>
+      <w:tr>
+        <w:tc>
+          <w:tcPr>
+            <w:tcW w:type="dxa" w:w="4819"/>
+          </w:tcPr>
+          <w:p>
+            <w:pPr>
+              <w:spacing w:after="0"/>
+            </w:pPr>
+            <w:r/>
+            <w:r>
+              <w:rPr>
+                <w:rFonts w:ascii="Times New Roman" w:hAnsi="Times New Roman" w:eastAsia="SimSun"/>
+                <w:b w:val="0"/>
+                <w:sz w:val="19"/>
+              </w:rPr>
+              <w:t>机制检验（H2b）</w:t>
+            </w:r>
+          </w:p>
+        </w:tc>
+        <w:tc>
+          <w:tcPr>
+            <w:tcW w:type="dxa" w:w="4819"/>
+          </w:tcPr>
+          <w:p>
+            <w:pPr>
+              <w:spacing w:after="0"/>
+            </w:pPr>
+            <w:r/>
+            <w:r>
+              <w:rPr>
+                <w:rFonts w:ascii="Times New Roman" w:hAnsi="Times New Roman" w:eastAsia="SimSun"/>
+                <w:b w:val="0"/>
+                <w:sz w:val="19"/>
+              </w:rPr>
+              <w:t>资金占用、其他应收款、现金边际价值（民营企业、全样本）</w:t>
+            </w:r>
+          </w:p>
+        </w:tc>
+      </w:tr>
+      <w:tr>
+        <w:tc>
+          <w:tcPr>
+            <w:tcW w:type="dxa" w:w="4819"/>
+          </w:tcPr>
+          <w:p>
+            <w:pPr>
+              <w:spacing w:after="0"/>
+            </w:pPr>
+            <w:r/>
+            <w:r>
+              <w:rPr>
+                <w:rFonts w:ascii="Times New Roman" w:hAnsi="Times New Roman" w:eastAsia="SimSun"/>
+                <w:b w:val="0"/>
+                <w:sz w:val="19"/>
+              </w:rPr>
+              <w:t>异质性分析</w:t>
+            </w:r>
+          </w:p>
+        </w:tc>
+        <w:tc>
+          <w:tcPr>
+            <w:tcW w:type="dxa" w:w="4819"/>
+          </w:tcPr>
+          <w:p>
+            <w:pPr>
+              <w:spacing w:after="0"/>
+            </w:pPr>
+            <w:r/>
+            <w:r>
+              <w:rPr>
+                <w:rFonts w:ascii="Times New Roman" w:hAnsi="Times New Roman" w:eastAsia="SimSun"/>
+                <w:b w:val="0"/>
+                <w:sz w:val="19"/>
+              </w:rPr>
+              <w:t>H3 融资约束、H4 产权性质、分时期（2007—2015 年、2016—2025 年）</w:t>
+            </w:r>
+          </w:p>
+        </w:tc>
+      </w:tr>
+      <w:tr>
+        <w:tc>
+          <w:tcPr>
+            <w:tcW w:type="dxa" w:w="4819"/>
+          </w:tcPr>
+          <w:p>
+            <w:pPr>
+              <w:spacing w:after="0"/>
+            </w:pPr>
+            <w:r/>
+            <w:r>
+              <w:rPr>
+                <w:rFonts w:ascii="Times New Roman" w:hAnsi="Times New Roman" w:eastAsia="SimSun"/>
+                <w:b w:val="0"/>
+                <w:sz w:val="19"/>
+              </w:rPr>
+              <w:t>稳健性检验</w:t>
+            </w:r>
+          </w:p>
+        </w:tc>
+        <w:tc>
+          <w:tcPr>
+            <w:tcW w:type="dxa" w:w="4819"/>
+          </w:tcPr>
+          <w:p>
+            <w:pPr>
+              <w:spacing w:after="0"/>
+            </w:pPr>
+            <w:r/>
+            <w:r>
+              <w:rPr>
+                <w:rFonts w:ascii="Times New Roman" w:hAnsi="Times New Roman" w:eastAsia="SimSun"/>
+                <w:b w:val="0"/>
+                <w:sz w:val="19"/>
+              </w:rPr>
+              <w:t>替换 5 种质押度量；剔除上市后前 3 年；仅保留上市满 5 年公司；成熟公司样本的 U 型检验</w:t>
+            </w:r>
+          </w:p>
+        </w:tc>
+      </w:tr>
+      <w:tr>
+        <w:tc>
+          <w:tcPr>
+            <w:tcW w:type="dxa" w:w="4819"/>
+          </w:tcPr>
+          <w:p>
+            <w:pPr>
+              <w:spacing w:after="0"/>
+            </w:pPr>
+            <w:r/>
+            <w:r>
+              <w:rPr>
+                <w:rFonts w:ascii="Times New Roman" w:hAnsi="Times New Roman" w:eastAsia="SimSun"/>
+                <w:b w:val="0"/>
+                <w:sz w:val="19"/>
+              </w:rPr>
+              <w:t>进一步分析</w:t>
+            </w:r>
+          </w:p>
+        </w:tc>
+        <w:tc>
+          <w:tcPr>
+            <w:tcW w:type="dxa" w:w="4819"/>
+          </w:tcPr>
+          <w:p>
+            <w:pPr>
+              <w:spacing w:after="0"/>
+            </w:pPr>
+            <w:r/>
+            <w:r>
+              <w:rPr>
+                <w:rFonts w:ascii="Times New Roman" w:hAnsi="Times New Roman" w:eastAsia="SimSun"/>
+                <w:b w:val="0"/>
+                <w:sz w:val="19"/>
+              </w:rPr>
+              <w:t>2018 年新规 DID 的第一阶段与简化式</w:t>
+            </w:r>
+          </w:p>
+        </w:tc>
+      </w:tr>
+    </w:tbl>
+    <w:p/>
+    <w:p>
+      <w:r>
+        <w:rPr>
+          <w:rFonts w:ascii="Times New Roman" w:hAnsi="Times New Roman" w:eastAsia="SimSun"/>
+          <w:b w:val="0"/>
+          <w:sz w:val="21"/>
+        </w:rPr>
+        <w:t>原进度表顺延为表 9，第三、四阶段注明"已完成初步估计"。</w:t>
+      </w:r>
+    </w:p>
+    <w:p>
+      <w:r>
+        <w:rPr>
+          <w:rFonts w:ascii="Times New Roman" w:hAnsi="Times New Roman" w:eastAsia="SimSun"/>
+          <w:b/>
+          <w:sz w:val="21"/>
+        </w:rPr>
+        <w:t>表 8 前后的文字</w:t>
+      </w:r>
+      <w:r>
+        <w:rPr>
+          <w:rFonts w:ascii="Times New Roman" w:hAnsi="Times New Roman" w:eastAsia="SimSun"/>
+          <w:b w:val="0"/>
+          <w:sz w:val="21"/>
+        </w:rPr>
+        <w:t>：原来"渠道检验……将在后续研究中完成"一句，改为一段对表 8 的解读；表后新增一段"实证结论汇总"，逐条说明 H1—H4 的检验结果。正文其他部分沿用"渠道检验""边界条件"的叫法，表 8 用常见的"机制检验""异质性分析"，并在解读段中注明二者对应。</w:t>
+      </w:r>
+    </w:p>
+    <w:p>
+      <w:r>
+        <w:rPr>
+          <w:rFonts w:ascii="Times New Roman" w:hAnsi="Times New Roman" w:eastAsia="SimSun"/>
+          <w:b/>
+          <w:sz w:val="21"/>
+        </w:rPr>
+        <w:t>纠正对李常青等（2018b）方法的表述</w:t>
+      </w:r>
+      <w:r>
+        <w:rPr>
+          <w:rFonts w:ascii="Times New Roman" w:hAnsi="Times New Roman" w:eastAsia="SimSun"/>
+          <w:b w:val="0"/>
+          <w:sz w:val="21"/>
+        </w:rPr>
+        <w:t>：重读原文发现，原文在稳健性检验中也做过公司固定效应，并称结果与主回归一致，只是没有报告具体系数。原稿中"该结论来自混合截面回归，未控制公司固定效应""未区分公司间差异与公司内变化"的说法不准确，已改为：</w:t>
+      </w:r>
+    </w:p>
+    <w:p>
+      <w:pPr>
+        <w:ind w:left="340" w:hanging="227"/>
+      </w:pPr>
+      <w:r>
+        <w:rPr>
+          <w:rFonts w:ascii="Times New Roman" w:hAnsi="Times New Roman" w:eastAsia="SimSun"/>
+          <w:b w:val="0"/>
+          <w:sz w:val="21"/>
+        </w:rPr>
+        <w:t>• 一（五）选题依据与文献评述：原文主回归为混合截面回归，U 型的判断依据平方项是否显著，未对 U 型两端斜率进行检验；</w:t>
+      </w:r>
+    </w:p>
+    <w:p>
+      <w:pPr>
+        <w:ind w:left="340" w:hanging="227"/>
+      </w:pPr>
+      <w:r>
+        <w:rPr>
+          <w:rFonts w:ascii="Times New Roman" w:hAnsi="Times New Roman" w:eastAsia="SimSun"/>
+          <w:b w:val="0"/>
+          <w:sz w:val="21"/>
+        </w:rPr>
+        <w:t>• 边际贡献第二点：写明采用 Lind 和 Mehlum（2010）的 U 型检验；</w:t>
+      </w:r>
+    </w:p>
+    <w:p>
+      <w:pPr>
+        <w:ind w:left="340" w:hanging="227"/>
+      </w:pPr>
+      <w:r>
+        <w:rPr>
+          <w:rFonts w:ascii="Times New Roman" w:hAnsi="Times New Roman" w:eastAsia="SimSun"/>
+          <w:b w:val="0"/>
+          <w:sz w:val="21"/>
+        </w:rPr>
+        <w:t>• 表 7 解读：补充说明全样本控制公司固定效应后平方项仍显著，按原文标准仍可判定为 U 型，但右端斜率不显著（t = 1.04），曲线表现为先降后趋平；成熟公司样本中 U 型同样不成立；原文稳健性检验结果与本文的差异可能与其采用季度数据有关。</w:t>
+      </w:r>
+    </w:p>
+    <w:p>
+      <w:r>
+        <w:rPr>
+          <w:rFonts w:ascii="Times New Roman" w:hAnsi="Times New Roman" w:eastAsia="SimSun"/>
+          <w:b w:val="0"/>
+          <w:sz w:val="21"/>
+        </w:rPr>
+        <w:t>《论文讲解手册》第四部分和问答第 1 题、《开题进展汇报》U 型部分已同步更正。</w:t>
+      </w:r>
+    </w:p>
     <w:sectPr>
       <w:pgSz w:w="11906" w:h="16838"/>
       <w:pgMar w:top="1247" w:right="1134" w:bottom="1247" w:left="1134" w:header="720" w:footer="720" w:gutter="0"/>
